--- a/docassemble/AKA2JBranding/data/templates/modify_content.docx
+++ b/docassemble/AKA2JBranding/data/templates/modify_content.docx
@@ -129,49 +129,7 @@
         <w:rPr>
           <w:color w:val="FF0000"/>
         </w:rPr>
-        <w:t xml:space="preserve"> if user_need == 'change foreign custody order' or (user_need == 'change divorce order' and </w:t>
-      </w:r>
-      <w:proofErr w:type="spellStart"/>
-      <w:r>
-        <w:rPr>
-          <w:color w:val="FF0000"/>
-        </w:rPr>
-        <w:t>middle_of_case</w:t>
-      </w:r>
-      <w:proofErr w:type="spellEnd"/>
-      <w:r>
-        <w:rPr>
-          <w:color w:val="FF0000"/>
-        </w:rPr>
-        <w:t xml:space="preserve"> == 'no' and </w:t>
-      </w:r>
-      <w:proofErr w:type="spellStart"/>
-      <w:r>
-        <w:rPr>
-          <w:color w:val="FF0000"/>
-        </w:rPr>
-        <w:t>type_of_final_order</w:t>
-      </w:r>
-      <w:proofErr w:type="spellEnd"/>
-      <w:r>
-        <w:rPr>
-          <w:color w:val="FF0000"/>
-        </w:rPr>
-        <w:t xml:space="preserve">['custody order'] and </w:t>
-      </w:r>
-      <w:proofErr w:type="spellStart"/>
-      <w:r>
-        <w:rPr>
-          <w:color w:val="FF0000"/>
-        </w:rPr>
-        <w:t>why_change</w:t>
-      </w:r>
-      <w:proofErr w:type="spellEnd"/>
-      <w:r>
-        <w:rPr>
-          <w:color w:val="FF0000"/>
-        </w:rPr>
-        <w:t xml:space="preserve"> in('review', 'schedule')) or (user_need in('respond to motion in custody', 'respond to motion in divorce') and type_of_response == 'modify' and type_of_modification['custody']) %}</w:t>
+        <w:t xml:space="preserve"> if user_need == 'change foreign custody order' or (user_need == 'change divorce order' and middle_of_case == 'no' and type_of_final_order['custody order'] and why_change in('review', 'schedule')) or (user_need in('respond to motion in custody', 'respond to motion in divorce') and type_of_response == 'modify' and type_of_modification['custody']) %}</w:t>
       </w:r>
     </w:p>
     <w:p>
@@ -280,47 +238,9 @@
       </w:pPr>
       <w:r>
         <w:rPr>
-          <w:color w:val="FF0000"/>
+          <w:color w:val="FFC000"/>
         </w:rPr>
-        <w:t>{</w:t>
-      </w:r>
-      <w:r>
-        <w:rPr>
-          <w:color w:val="FF0000"/>
-        </w:rPr>
-        <w:t>%</w:t>
-      </w:r>
-      <w:r>
-        <w:rPr>
-          <w:color w:val="FF0000"/>
-        </w:rPr>
-        <w:t>p</w:t>
-      </w:r>
-      <w:r>
-        <w:rPr>
-          <w:color w:val="FF0000"/>
-        </w:rPr>
-        <w:t xml:space="preserve"> if user_need == 'change foreign custody order' or (not user_need in('respond to motion in custody', 'respond to motion in divorce') and </w:t>
-      </w:r>
-      <w:proofErr w:type="spellStart"/>
-      <w:r>
-        <w:rPr>
-          <w:color w:val="FF0000"/>
-        </w:rPr>
-        <w:t>middle_of_case</w:t>
-      </w:r>
-      <w:proofErr w:type="spellEnd"/>
-      <w:r>
-        <w:rPr>
-          <w:color w:val="FF0000"/>
-        </w:rPr>
-        <w:t xml:space="preserve"> == 'no')</w:t>
-      </w:r>
-      <w:r>
-        <w:rPr>
-          <w:color w:val="FF0000"/>
-        </w:rPr>
-        <w:t xml:space="preserve"> %}</w:t>
+        <w:t>{%p if user_need == 'change foreign custody order' or (not user_need in('respond to motion in custody', 'respond to motion in divorce') and middle_of_case == 'no') %}</w:t>
       </w:r>
     </w:p>
     <w:p>
@@ -328,15 +248,7 @@
         <w:pStyle w:val="Body"/>
       </w:pPr>
       <w:r>
-        <w:t xml:space="preserve">The court charges $75 to file this motion. If you cannot afford the fee, you may be able to get the court to waive it. See ${ </w:t>
-      </w:r>
-      <w:proofErr w:type="spellStart"/>
-      <w:r>
-        <w:t>truefiling_file_and_serve_step.subject</w:t>
-      </w:r>
-      <w:proofErr w:type="spellEnd"/>
-      <w:r>
-        <w:t xml:space="preserve"> }.</w:t>
+        <w:t>The court charges $75 to file this motion. If you cannot afford the fee, you may be able to get the court to waive it. See ${ truefiling_file_and_serve_step.subject }.</w:t>
       </w:r>
     </w:p>
     <w:p>
@@ -345,33 +257,9 @@
       </w:pPr>
       <w:r>
         <w:rPr>
-          <w:color w:val="FF0000"/>
+          <w:color w:val="FFC000"/>
         </w:rPr>
-        <w:t>{</w:t>
-      </w:r>
-      <w:r>
-        <w:rPr>
-          <w:color w:val="FF0000"/>
-        </w:rPr>
-        <w:t>%</w:t>
-      </w:r>
-      <w:r>
-        <w:rPr>
-          <w:color w:val="FF0000"/>
-        </w:rPr>
-        <w:t>p</w:t>
-      </w:r>
-      <w:r>
-        <w:rPr>
-          <w:color w:val="FF0000"/>
-        </w:rPr>
-        <w:t xml:space="preserve"> endif</w:t>
-      </w:r>
-      <w:r>
-        <w:rPr>
-          <w:color w:val="FF0000"/>
-        </w:rPr>
-        <w:t xml:space="preserve"> %}</w:t>
+        <w:t>{%p endif %}</w:t>
       </w:r>
     </w:p>
     <w:p>
@@ -614,21 +502,19 @@
         <w:rPr>
           <w:color w:val="FF0000"/>
         </w:rPr>
-        <w:t xml:space="preserve"> if user_need == 'change foreign custody order' or (user_need in('change AK order', 'change custody order',' change divorce order') and </w:t>
-      </w:r>
-      <w:proofErr w:type="spellStart"/>
+        <w:t xml:space="preserve"> if user_need == 'change foreign custody order' or (user_need in('change AK order', 'change custody order',</w:t>
+      </w:r>
       <w:r>
         <w:rPr>
           <w:color w:val="FF0000"/>
         </w:rPr>
-        <w:t>middle_of_case</w:t>
-      </w:r>
-      <w:proofErr w:type="spellEnd"/>
+        <w:t xml:space="preserve"> </w:t>
+      </w:r>
       <w:r>
         <w:rPr>
           <w:color w:val="FF0000"/>
         </w:rPr>
-        <w:t xml:space="preserve"> == 'no') %}</w:t>
+        <w:t>'change divorce order') and middle_of_case == 'no') %}</w:t>
       </w:r>
     </w:p>
     <w:p>
@@ -796,15 +682,7 @@
         <w:t xml:space="preserve"> </w:t>
       </w:r>
       <w:r>
-        <w:t xml:space="preserve">{{ </w:t>
-      </w:r>
-      <w:proofErr w:type="spellStart"/>
-      <w:r>
-        <w:t>truefiling_file_and_serve_step.subject</w:t>
-      </w:r>
-      <w:proofErr w:type="spellEnd"/>
-      <w:r>
-        <w:t xml:space="preserve"> }}</w:t>
+        <w:t>{{ truefiling_file_and_serve_step.subject }}</w:t>
       </w:r>
       <w:r>
         <w:t>.</w:t>
@@ -941,10 +819,14 @@
       </w:r>
     </w:p>
     <w:p>
+      <w:pPr>
+        <w:pStyle w:val="Body"/>
+      </w:pPr>
       <w:hyperlink r:id="rId12" w:history="1">
         <w:r>
           <w:rPr>
             <w:rStyle w:val="Hyperlink"/>
+            <w:spacing w:val="0"/>
           </w:rPr>
           <w:t>decisions</w:t>
         </w:r>
@@ -956,10 +838,8 @@
         <w:r>
           <w:rPr>
             <w:rStyle w:val="Hyperlink"/>
-            <w:rFonts w:ascii="Arial" w:hAnsi="Arial" w:cs="Arial"/>
+            <w:color w:val="auto"/>
             <w:spacing w:val="0"/>
-            <w:sz w:val="22"/>
-            <w:szCs w:val="22"/>
           </w:rPr>
           <w:t>ak-courts.info/</w:t>
         </w:r>
@@ -967,10 +847,8 @@
         <w:r>
           <w:rPr>
             <w:rStyle w:val="Hyperlink"/>
-            <w:rFonts w:ascii="Arial" w:hAnsi="Arial" w:cs="Arial"/>
+            <w:color w:val="auto"/>
             <w:spacing w:val="0"/>
-            <w:sz w:val="22"/>
-            <w:szCs w:val="22"/>
           </w:rPr>
           <w:t>drcases</w:t>
         </w:r>

--- a/docassemble/AKA2JBranding/data/templates/modify_content.docx
+++ b/docassemble/AKA2JBranding/data/templates/modify_content.docx
@@ -232,15 +232,18 @@
     <w:p>
       <w:pPr>
         <w:pStyle w:val="Body"/>
-        <w:rPr>
-          <w:color w:val="FF0000"/>
-        </w:rPr>
-      </w:pPr>
-      <w:r>
-        <w:rPr>
-          <w:color w:val="FFC000"/>
-        </w:rPr>
-        <w:t>{%p if user_need == 'change foreign custody order' or (not user_need in('respond to motion in custody', 'respond to motion in divorce') and middle_of_case == 'no') %}</w:t>
+      </w:pPr>
+      <w:r>
+        <w:t xml:space="preserve">If the judge </w:t>
+      </w:r>
+      <w:r>
+        <w:t xml:space="preserve">decides there is a substantial change of circumstances, the judge will order a new </w:t>
+      </w:r>
+      <w:r>
+        <w:t>Parenting Plan</w:t>
+      </w:r>
+      <w:r>
+        <w:t xml:space="preserve"> in the children's best interest.</w:t>
       </w:r>
     </w:p>
     <w:p>
@@ -248,7 +251,16 @@
         <w:pStyle w:val="Body"/>
       </w:pPr>
       <w:r>
-        <w:t>The court charges $75 to file this motion. If you cannot afford the fee, you may be able to get the court to waive it. See ${ truefiling_file_and_serve_step.subject }.</w:t>
+        <w:t>If the judge cha</w:t>
+      </w:r>
+      <w:r>
+        <w:t xml:space="preserve">nges the </w:t>
+      </w:r>
+      <w:r>
+        <w:t>Parenting Plan</w:t>
+      </w:r>
+      <w:r>
+        <w:t>, the judge may issue a new child support order.</w:t>
       </w:r>
     </w:p>
     <w:p>
@@ -257,9 +269,21 @@
       </w:pPr>
       <w:r>
         <w:rPr>
-          <w:color w:val="FFC000"/>
-        </w:rPr>
-        <w:t>{%p endif %}</w:t>
+          <w:color w:val="FF0000"/>
+        </w:rPr>
+        <w:t>{%</w:t>
+      </w:r>
+      <w:r>
+        <w:rPr>
+          <w:color w:val="FF0000"/>
+        </w:rPr>
+        <w:t>p</w:t>
+      </w:r>
+      <w:r>
+        <w:rPr>
+          <w:color w:val="FF0000"/>
+        </w:rPr>
+        <w:t xml:space="preserve"> endif %}</w:t>
       </w:r>
     </w:p>
     <w:p>
@@ -267,67 +291,10 @@
         <w:pStyle w:val="Body"/>
       </w:pPr>
       <w:r>
+        <w:rPr>
+          <w:color w:val="FF0000"/>
+        </w:rPr>
         <w:lastRenderedPageBreak/>
-        <w:t xml:space="preserve">If the judge </w:t>
-      </w:r>
-      <w:r>
-        <w:t xml:space="preserve">decides there is a substantial change of circumstances, the judge will order a new </w:t>
-      </w:r>
-      <w:r>
-        <w:t>Parenting Plan</w:t>
-      </w:r>
-      <w:r>
-        <w:t xml:space="preserve"> in the children's best interest.</w:t>
-      </w:r>
-    </w:p>
-    <w:p>
-      <w:pPr>
-        <w:pStyle w:val="Body"/>
-      </w:pPr>
-      <w:r>
-        <w:t>If the judge cha</w:t>
-      </w:r>
-      <w:r>
-        <w:t xml:space="preserve">nges the </w:t>
-      </w:r>
-      <w:r>
-        <w:t>Parenting Plan</w:t>
-      </w:r>
-      <w:r>
-        <w:t>, the judge may issue a new child support order.</w:t>
-      </w:r>
-    </w:p>
-    <w:p>
-      <w:pPr>
-        <w:pStyle w:val="Body"/>
-      </w:pPr>
-      <w:r>
-        <w:rPr>
-          <w:color w:val="FF0000"/>
-        </w:rPr>
-        <w:t>{%</w:t>
-      </w:r>
-      <w:r>
-        <w:rPr>
-          <w:color w:val="FF0000"/>
-        </w:rPr>
-        <w:t>p</w:t>
-      </w:r>
-      <w:r>
-        <w:rPr>
-          <w:color w:val="FF0000"/>
-        </w:rPr>
-        <w:t xml:space="preserve"> endif %}</w:t>
-      </w:r>
-    </w:p>
-    <w:p>
-      <w:pPr>
-        <w:pStyle w:val="Body"/>
-      </w:pPr>
-      <w:r>
-        <w:rPr>
-          <w:color w:val="FF0000"/>
-        </w:rPr>
         <w:t>{%</w:t>
       </w:r>
       <w:r>
@@ -502,7 +469,55 @@
         <w:rPr>
           <w:color w:val="FF0000"/>
         </w:rPr>
-        <w:t xml:space="preserve"> if user_need == 'change foreign custody order' or (user_need in('change AK order', 'change custody order',</w:t>
+        <w:t xml:space="preserve"> if user_need </w:t>
+      </w:r>
+      <w:r>
+        <w:rPr>
+          <w:color w:val="FF0000"/>
+        </w:rPr>
+        <w:t>in</w:t>
+      </w:r>
+      <w:r>
+        <w:rPr>
+          <w:color w:val="FF0000"/>
+        </w:rPr>
+        <w:t xml:space="preserve"> </w:t>
+      </w:r>
+      <w:r>
+        <w:rPr>
+          <w:color w:val="FF0000"/>
+        </w:rPr>
+        <w:t>(</w:t>
+      </w:r>
+      <w:r>
+        <w:rPr>
+          <w:color w:val="FF0000"/>
+        </w:rPr>
+        <w:t>'change foreign custody order'</w:t>
+      </w:r>
+      <w:r>
+        <w:rPr>
+          <w:color w:val="FF0000"/>
+        </w:rPr>
+        <w:t>, '</w:t>
+      </w:r>
+      <w:r>
+        <w:rPr>
+          <w:color w:val="FF0000"/>
+        </w:rPr>
+        <w:t>change foreign order</w:t>
+      </w:r>
+      <w:r>
+        <w:rPr>
+          <w:color w:val="FF0000"/>
+        </w:rPr>
+        <w:t>')</w:t>
+      </w:r>
+      <w:r>
+        <w:rPr>
+          <w:color w:val="FF0000"/>
+        </w:rPr>
+        <w:t xml:space="preserve"> or (user_need in('change AK order', 'change custody order',</w:t>
       </w:r>
       <w:r>
         <w:rPr>

--- a/docassemble/AKA2JBranding/data/templates/modify_content.docx
+++ b/docassemble/AKA2JBranding/data/templates/modify_content.docx
@@ -307,7 +307,43 @@
         <w:rPr>
           <w:color w:val="FF0000"/>
         </w:rPr>
-        <w:t xml:space="preserve"> if  user_need == 'respond to motion in divorce' and type_of_response == 'modify' and type_of_modification['child support'] and not type_of_modification['custody'] %}</w:t>
+        <w:t xml:space="preserve"> if</w:t>
+      </w:r>
+      <w:r>
+        <w:rPr>
+          <w:color w:val="FF0000"/>
+        </w:rPr>
+        <w:t xml:space="preserve"> user_need == 'change AK order' or</w:t>
+      </w:r>
+      <w:r>
+        <w:rPr>
+          <w:color w:val="FF0000"/>
+        </w:rPr>
+        <w:t xml:space="preserve">  </w:t>
+      </w:r>
+      <w:r>
+        <w:rPr>
+          <w:color w:val="FF0000"/>
+        </w:rPr>
+        <w:t>(</w:t>
+      </w:r>
+      <w:r>
+        <w:rPr>
+          <w:color w:val="FFC000"/>
+        </w:rPr>
+        <w:t>user_need == 'respond to motion in divorce' and type_of_response == 'modify' and type_of_modification['child support'] and not type_of_modification['custody']</w:t>
+      </w:r>
+      <w:r>
+        <w:rPr>
+          <w:color w:val="FF0000"/>
+        </w:rPr>
+        <w:t xml:space="preserve">) </w:t>
+      </w:r>
+      <w:r>
+        <w:rPr>
+          <w:color w:val="FF0000"/>
+        </w:rPr>
+        <w:t>%}</w:t>
       </w:r>
     </w:p>
     <w:p>
